--- a/conformance/corpus/cases/17-multi-page.docx
+++ b/conformance/corpus/cases/17-multi-page.docx
@@ -7,6 +7,10 @@
         <w:t>Lorem ipsum dolor sit amet, consectetur adipiscing elit. Lorem ipsum dolor sit amet, consectetur adipiscing elit. Lorem ipsum dolor sit amet, consectetur adipiscing elit. Lorem ipsum dolor sit amet, consectetur adipiscing elit. Lorem ipsum dolor sit amet, consectetur adipiscing elit. Lorem ipsum dolor sit amet, consectetur adipiscing elit. Lorem ipsum dolor sit amet, consectetur adipiscing elit. Lorem ipsum dolor sit amet, consectetur adipiscing elit. Lorem ipsum dolor sit amet, consectetur adipiscing elit. Lorem ipsum dolor sit amet, consectetur adipiscing elit. Lorem ipsum dolor sit amet, consectetur adipiscing elit. Lorem ipsum dolor sit amet, consectetur adipiscing elit. Lorem ipsum dolor sit amet, consectetur adipiscing elit. Lorem ipsum dolor sit amet, consectetur adipiscing elit. Lorem ipsum dolor sit amet, consectetur adipiscing elit. Lorem ipsum dolor sit amet, consectetur adipiscing elit. Lorem ipsum dolor sit amet, consectetur adipiscing elit. Lorem ipsum dolor sit amet, consectetur adipiscing elit. Lorem ipsum dolor sit amet, consectetur adipiscing elit. Lorem ipsum dolor sit amet, consectetur adipiscing elit. Lorem ipsum dolor sit amet, consectetur adipiscing elit. Lorem ipsum dolor sit amet, consectetur adipiscing elit. Lorem ipsum dolor sit amet, consectetur adipiscing elit. Lorem ipsum dolor sit amet, consectetur adipiscing elit. Lorem ipsum dolor sit amet, consectetur adipiscing elit. Lorem ipsum dolor sit amet, consectetur adipiscing elit. Lorem ipsum dolor sit amet, consectetur adipiscing elit. Lorem ipsum dolor sit amet, consectetur adipiscing elit. Lorem ipsum dolor sit amet, consectetur adipiscing elit. Lorem ipsum dolor sit amet, consectetur adipiscing elit. </w:t>
       </w:r>
     </w:p>
+    <w:sectPr>
+      <w:pgSz w:w="11906" w:h="16838"/>
+      <w:pgMar w:top="1440" w:right="1440" w:bottom="1440" w:left="1440" w:header="720" w:footer="720" w:gutter="0"/>
+    </w:sectPr>
   </w:body>
 </w:document>
 </file>
--- a/conformance/corpus/cases/17-multi-page.docx
+++ b/conformance/corpus/cases/17-multi-page.docx
@@ -13,4 +13,26 @@
     </w:sectPr>
   </w:body>
 </w:document>
+</file>
+
+<file path=word/styles.xml><?xml version="1.0" encoding="utf-8"?>
+<w:styles xmlns:w="http://schemas.openxmlformats.org/wordprocessingml/2006/main">
+  <w:docDefaults>
+    <w:rPrDefault>
+      <w:rPr>
+        <w:rFonts w:ascii="Liberation Serif" w:hAnsi="Liberation Serif" w:cs="Liberation Serif"/>
+        <w:sz w:val="24"/>
+        <w:szCs w:val="24"/>
+      </w:rPr>
+    </w:rPrDefault>
+    <w:pPrDefault>
+      <w:pPr>
+        <w:spacing w:after="0" w:line="240" w:lineRule="auto"/>
+      </w:pPr>
+    </w:pPrDefault>
+  </w:docDefaults>
+  <w:style w:type="paragraph" w:default="1" w:styleId="Normal">
+    <w:name w:val="Normal"/>
+  </w:style>
+</w:styles>
 </file>